--- a/DA 3014_24ada006_assignment3.docx
+++ b/DA 3014_24ada006_assignment3.docx
@@ -430,7 +430,15 @@
           <w:kern w:val="0"/>
           <w14:ligatures w14:val="none"/>
         </w:rPr>
-        <w:t>medical Specialty</w:t>
+        <w:t>M</w:t>
+      </w:r>
+      <w:r>
+        <w:rPr>
+          <w:rFonts w:ascii="Calibri" w:eastAsia="Times New Roman" w:hAnsi="Calibri" w:cs="Calibri"/>
+          <w:kern w:val="0"/>
+          <w14:ligatures w14:val="none"/>
+        </w:rPr>
+        <w:t>edical Specialty</w:t>
       </w:r>
       <w:r>
         <w:rPr>
@@ -439,15 +447,79 @@
           <w14:ligatures w14:val="none"/>
         </w:rPr>
         <w:br/>
-        <w:t xml:space="preserve">3.5 Treatment of </w:t>
-      </w:r>
-      <w:r>
-        <w:rPr>
-          <w:rFonts w:ascii="Calibri" w:eastAsia="Times New Roman" w:hAnsi="Calibri" w:cs="Calibri"/>
-          <w:kern w:val="0"/>
-          <w14:ligatures w14:val="none"/>
-        </w:rPr>
-        <w:t>Admission, Discharge, and Source Variables</w:t>
+        <w:t xml:space="preserve">3.5 </w:t>
+      </w:r>
+      <w:r>
+        <w:rPr>
+          <w:rFonts w:ascii="Calibri" w:eastAsia="Times New Roman" w:hAnsi="Calibri" w:cs="Calibri"/>
+          <w:kern w:val="0"/>
+          <w14:ligatures w14:val="none"/>
+        </w:rPr>
+        <w:t>Grouping of A</w:t>
+      </w:r>
+      <w:r>
+        <w:rPr>
+          <w:rFonts w:ascii="Calibri" w:eastAsia="Times New Roman" w:hAnsi="Calibri" w:cs="Calibri"/>
+          <w:kern w:val="0"/>
+          <w14:ligatures w14:val="none"/>
+        </w:rPr>
+        <w:t>dmission</w:t>
+      </w:r>
+      <w:r>
+        <w:rPr>
+          <w:rFonts w:ascii="Calibri" w:eastAsia="Times New Roman" w:hAnsi="Calibri" w:cs="Calibri"/>
+          <w:kern w:val="0"/>
+          <w14:ligatures w14:val="none"/>
+        </w:rPr>
+        <w:t>,</w:t>
+      </w:r>
+      <w:r>
+        <w:rPr>
+          <w:rFonts w:ascii="Calibri" w:eastAsia="Times New Roman" w:hAnsi="Calibri" w:cs="Calibri"/>
+          <w:kern w:val="0"/>
+          <w14:ligatures w14:val="none"/>
+        </w:rPr>
+        <w:t xml:space="preserve"> Dis</w:t>
+      </w:r>
+      <w:r>
+        <w:rPr>
+          <w:rFonts w:ascii="Calibri" w:eastAsia="Times New Roman" w:hAnsi="Calibri" w:cs="Calibri"/>
+          <w:kern w:val="0"/>
+          <w14:ligatures w14:val="none"/>
+        </w:rPr>
+        <w:t>char</w:t>
+      </w:r>
+      <w:r>
+        <w:rPr>
+          <w:rFonts w:ascii="Calibri" w:eastAsia="Times New Roman" w:hAnsi="Calibri" w:cs="Calibri"/>
+          <w:kern w:val="0"/>
+          <w14:ligatures w14:val="none"/>
+        </w:rPr>
+        <w:t>ge,</w:t>
+      </w:r>
+      <w:r>
+        <w:rPr>
+          <w:rFonts w:ascii="Calibri" w:eastAsia="Times New Roman" w:hAnsi="Calibri" w:cs="Calibri"/>
+          <w:kern w:val="0"/>
+          <w14:ligatures w14:val="none"/>
+        </w:rPr>
+        <w:t xml:space="preserve"> </w:t>
+      </w:r>
+      <w:r>
+        <w:rPr>
+          <w:rFonts w:ascii="Calibri" w:eastAsia="Times New Roman" w:hAnsi="Calibri" w:cs="Calibri"/>
+          <w:kern w:val="0"/>
+          <w14:ligatures w14:val="none"/>
+        </w:rPr>
+        <w:t>Source</w:t>
+      </w:r>
+      <w:r>
+        <w:rPr>
+          <w:rFonts w:ascii="Calibri" w:eastAsia="Times New Roman" w:hAnsi="Calibri" w:cs="Calibri"/>
+          <w:kern w:val="0"/>
+          <w14:ligatures w14:val="none"/>
+        </w:rPr>
+        <w:t xml:space="preserve"> Validity</w:t>
       </w:r>
       <w:r>
         <w:rPr>
@@ -499,6 +571,14 @@
           <w14:ligatures w14:val="none"/>
         </w:rPr>
         <w:t>Final Modelling Datase</w:t>
+      </w:r>
+      <w:r>
+        <w:rPr>
+          <w:rFonts w:ascii="Calibri" w:eastAsia="Times New Roman" w:hAnsi="Calibri" w:cs="Calibri"/>
+          <w:kern w:val="0"/>
+          <w14:ligatures w14:val="none"/>
+        </w:rPr>
+        <w:t>t</w:t>
       </w:r>
       <w:r>
         <w:rPr>
@@ -1016,9 +1096,7 @@
         </w:numPr>
         <w:spacing w:before="100" w:beforeAutospacing="1" w:after="100" w:afterAutospacing="1" w:line="240" w:lineRule="auto"/>
         <w:rPr>
-          <w:rFonts w:ascii="Calibri" w:eastAsia="Times New Roman" w:hAnsi="Calibri" w:cs="Calibri"/>
-          <w:kern w:val="0"/>
-          <w14:ligatures w14:val="none"/>
+          <w:rFonts w:ascii="Calibri" w:hAnsi="Calibri" w:cs="Calibri"/>
         </w:rPr>
       </w:pPr>
       <w:r>
@@ -1039,168 +1117,120 @@
         </w:rPr>
         <w:t xml:space="preserve"> </w:t>
       </w:r>
-      <w:r>
-        <w:rPr>
-          <w:rFonts w:ascii="Calibri" w:eastAsia="Times New Roman" w:hAnsi="Calibri" w:cs="Calibri"/>
-          <w:i/>
-          <w:iCs/>
-          <w:kern w:val="0"/>
-          <w14:ligatures w14:val="none"/>
-        </w:rPr>
-        <w:t>(optional GitHub link inside report)</w:t>
-      </w:r>
-    </w:p>
-    <w:p>
-      <w:pPr>
-        <w:numPr>
-          <w:ilvl w:val="0"/>
-          <w:numId w:val="28"/>
-        </w:numPr>
-        <w:spacing w:before="100" w:beforeAutospacing="1" w:after="100" w:afterAutospacing="1" w:line="240" w:lineRule="auto"/>
-        <w:rPr>
-          <w:rFonts w:ascii="Calibri" w:eastAsia="Times New Roman" w:hAnsi="Calibri" w:cs="Calibri"/>
-          <w:kern w:val="0"/>
-          <w14:ligatures w14:val="none"/>
-        </w:rPr>
-      </w:pPr>
-      <w:r>
+    </w:p>
+    <w:p>
+      <w:pPr>
+        <w:rPr>
+          <w:rFonts w:ascii="Calibri" w:hAnsi="Calibri" w:cs="Calibri"/>
+        </w:rPr>
+      </w:pPr>
+    </w:p>
+    <w:p>
+      <w:pPr>
+        <w:rPr>
+          <w:rFonts w:ascii="Calibri" w:hAnsi="Calibri" w:cs="Calibri"/>
+        </w:rPr>
+      </w:pPr>
+    </w:p>
+    <w:p>
+      <w:pPr>
+        <w:rPr>
+          <w:rFonts w:ascii="Calibri" w:hAnsi="Calibri" w:cs="Calibri"/>
+        </w:rPr>
+      </w:pPr>
+    </w:p>
+    <w:p>
+      <w:pPr>
+        <w:rPr>
+          <w:rFonts w:ascii="Calibri" w:hAnsi="Calibri" w:cs="Calibri"/>
+        </w:rPr>
+      </w:pPr>
+    </w:p>
+    <w:p>
+      <w:pPr>
+        <w:rPr>
+          <w:rFonts w:ascii="Calibri" w:hAnsi="Calibri" w:cs="Calibri"/>
+        </w:rPr>
+      </w:pPr>
+    </w:p>
+    <w:p>
+      <w:pPr>
+        <w:rPr>
+          <w:rFonts w:ascii="Calibri" w:hAnsi="Calibri" w:cs="Calibri"/>
+        </w:rPr>
+      </w:pPr>
+    </w:p>
+    <w:p>
+      <w:pPr>
+        <w:rPr>
+          <w:rFonts w:ascii="Calibri" w:hAnsi="Calibri" w:cs="Calibri"/>
+        </w:rPr>
+      </w:pPr>
+    </w:p>
+    <w:p>
+      <w:pPr>
+        <w:rPr>
+          <w:rFonts w:ascii="Calibri" w:hAnsi="Calibri" w:cs="Calibri"/>
+        </w:rPr>
+      </w:pPr>
+    </w:p>
+    <w:p>
+      <w:pPr>
+        <w:rPr>
+          <w:rFonts w:ascii="Calibri" w:hAnsi="Calibri" w:cs="Calibri"/>
+        </w:rPr>
+      </w:pPr>
+    </w:p>
+    <w:p>
+      <w:pPr>
+        <w:rPr>
+          <w:rFonts w:ascii="Calibri" w:hAnsi="Calibri" w:cs="Calibri"/>
+        </w:rPr>
+      </w:pPr>
+    </w:p>
+    <w:p>
+      <w:pPr>
+        <w:rPr>
+          <w:rFonts w:ascii="Calibri" w:hAnsi="Calibri" w:cs="Calibri"/>
+        </w:rPr>
+      </w:pPr>
+    </w:p>
+    <w:p>
+      <w:pPr>
+        <w:rPr>
+          <w:rFonts w:ascii="Calibri" w:hAnsi="Calibri" w:cs="Calibri"/>
+        </w:rPr>
+      </w:pPr>
+    </w:p>
+    <w:p>
+      <w:pPr>
+        <w:rPr>
+          <w:rFonts w:ascii="Calibri" w:hAnsi="Calibri" w:cs="Calibri"/>
+        </w:rPr>
+      </w:pPr>
+    </w:p>
+    <w:p>
+      <w:pPr>
+        <w:rPr>
+          <w:rFonts w:ascii="Calibri" w:hAnsi="Calibri" w:cs="Calibri"/>
+        </w:rPr>
+      </w:pPr>
+    </w:p>
+    <w:p>
+      <w:pPr>
+        <w:spacing w:before="100" w:beforeAutospacing="1" w:after="100" w:afterAutospacing="1" w:line="240" w:lineRule="auto"/>
+        <w:outlineLvl w:val="1"/>
         <w:rPr>
           <w:rFonts w:ascii="Calibri" w:eastAsia="Times New Roman" w:hAnsi="Calibri" w:cs="Calibri"/>
           <w:b/>
           <w:bCs/>
           <w:kern w:val="0"/>
-          <w14:ligatures w14:val="none"/>
-        </w:rPr>
-        <w:t>Appendix</w:t>
-      </w:r>
-      <w:r>
-        <w:rPr>
-          <w:rFonts w:ascii="Calibri" w:eastAsia="Times New Roman" w:hAnsi="Calibri" w:cs="Calibri"/>
-          <w:kern w:val="0"/>
-          <w14:ligatures w14:val="none"/>
-        </w:rPr>
-        <w:t xml:space="preserve"> </w:t>
-      </w:r>
-      <w:r>
-        <w:rPr>
-          <w:rFonts w:ascii="Calibri" w:eastAsia="Times New Roman" w:hAnsi="Calibri" w:cs="Calibri"/>
-          <w:i/>
-          <w:iCs/>
-          <w:kern w:val="0"/>
-          <w14:ligatures w14:val="none"/>
-        </w:rPr>
-        <w:t>(if used)</w:t>
-      </w:r>
-    </w:p>
-    <w:p>
-      <w:pPr>
-        <w:rPr>
-          <w:rFonts w:ascii="Calibri" w:hAnsi="Calibri" w:cs="Calibri"/>
-        </w:rPr>
-      </w:pPr>
-    </w:p>
-    <w:p>
-      <w:pPr>
-        <w:rPr>
-          <w:rFonts w:ascii="Calibri" w:hAnsi="Calibri" w:cs="Calibri"/>
-        </w:rPr>
-      </w:pPr>
-    </w:p>
-    <w:p>
-      <w:pPr>
-        <w:rPr>
-          <w:rFonts w:ascii="Calibri" w:hAnsi="Calibri" w:cs="Calibri"/>
-        </w:rPr>
-      </w:pPr>
-    </w:p>
-    <w:p>
-      <w:pPr>
-        <w:rPr>
-          <w:rFonts w:ascii="Calibri" w:hAnsi="Calibri" w:cs="Calibri"/>
-        </w:rPr>
-      </w:pPr>
-    </w:p>
-    <w:p>
-      <w:pPr>
-        <w:rPr>
-          <w:rFonts w:ascii="Calibri" w:hAnsi="Calibri" w:cs="Calibri"/>
-        </w:rPr>
-      </w:pPr>
-    </w:p>
-    <w:p>
-      <w:pPr>
-        <w:rPr>
-          <w:rFonts w:ascii="Calibri" w:hAnsi="Calibri" w:cs="Calibri"/>
-        </w:rPr>
-      </w:pPr>
-    </w:p>
-    <w:p>
-      <w:pPr>
-        <w:rPr>
-          <w:rFonts w:ascii="Calibri" w:hAnsi="Calibri" w:cs="Calibri"/>
-        </w:rPr>
-      </w:pPr>
-    </w:p>
-    <w:p>
-      <w:pPr>
-        <w:rPr>
-          <w:rFonts w:ascii="Calibri" w:hAnsi="Calibri" w:cs="Calibri"/>
-        </w:rPr>
-      </w:pPr>
-    </w:p>
-    <w:p>
-      <w:pPr>
-        <w:rPr>
-          <w:rFonts w:ascii="Calibri" w:hAnsi="Calibri" w:cs="Calibri"/>
-        </w:rPr>
-      </w:pPr>
-    </w:p>
-    <w:p>
-      <w:pPr>
-        <w:rPr>
-          <w:rFonts w:ascii="Calibri" w:hAnsi="Calibri" w:cs="Calibri"/>
-        </w:rPr>
-      </w:pPr>
-    </w:p>
-    <w:p>
-      <w:pPr>
-        <w:rPr>
-          <w:rFonts w:ascii="Calibri" w:hAnsi="Calibri" w:cs="Calibri"/>
-        </w:rPr>
-      </w:pPr>
-    </w:p>
-    <w:p>
-      <w:pPr>
-        <w:rPr>
-          <w:rFonts w:ascii="Calibri" w:hAnsi="Calibri" w:cs="Calibri"/>
-        </w:rPr>
-      </w:pPr>
-    </w:p>
-    <w:p>
-      <w:pPr>
-        <w:rPr>
-          <w:rFonts w:ascii="Calibri" w:hAnsi="Calibri" w:cs="Calibri"/>
-        </w:rPr>
-      </w:pPr>
-    </w:p>
-    <w:p>
-      <w:pPr>
-        <w:rPr>
-          <w:rFonts w:ascii="Calibri" w:hAnsi="Calibri" w:cs="Calibri"/>
-        </w:rPr>
-      </w:pPr>
-    </w:p>
-    <w:p>
-      <w:pPr>
-        <w:rPr>
-          <w:rFonts w:ascii="Calibri" w:hAnsi="Calibri" w:cs="Calibri"/>
-        </w:rPr>
-      </w:pPr>
-    </w:p>
-    <w:p>
-      <w:pPr>
-        <w:spacing w:before="100" w:beforeAutospacing="1" w:after="100" w:afterAutospacing="1" w:line="240" w:lineRule="auto"/>
-        <w:outlineLvl w:val="1"/>
+          <w:sz w:val="36"/>
+          <w:szCs w:val="36"/>
+          <w14:ligatures w14:val="none"/>
+        </w:rPr>
+      </w:pPr>
+      <w:r>
         <w:rPr>
           <w:rFonts w:ascii="Calibri" w:eastAsia="Times New Roman" w:hAnsi="Calibri" w:cs="Calibri"/>
           <w:b/>
@@ -1210,17 +1240,7 @@
           <w:szCs w:val="36"/>
           <w14:ligatures w14:val="none"/>
         </w:rPr>
-      </w:pPr>
-      <w:r>
-        <w:rPr>
-          <w:rFonts w:ascii="Calibri" w:eastAsia="Times New Roman" w:hAnsi="Calibri" w:cs="Calibri"/>
-          <w:b/>
-          <w:bCs/>
-          <w:kern w:val="0"/>
-          <w:sz w:val="36"/>
-          <w:szCs w:val="36"/>
-          <w14:ligatures w14:val="none"/>
-        </w:rPr>
+        <w:lastRenderedPageBreak/>
         <w:t>1. Introduction and Objective</w:t>
       </w:r>
     </w:p>
@@ -1631,7 +1651,6 @@
           <w:kern w:val="0"/>
           <w14:ligatures w14:val="none"/>
         </w:rPr>
-        <w:lastRenderedPageBreak/>
         <w:t>identify variables that may be associated with early readmission;</w:t>
       </w:r>
     </w:p>
@@ -1676,6 +1695,7 @@
           <w:kern w:val="0"/>
           <w14:ligatures w14:val="none"/>
         </w:rPr>
+        <w:lastRenderedPageBreak/>
         <w:t>develop and tune Random Forest and Gradient Boosting classifiers;</w:t>
       </w:r>
     </w:p>
@@ -2120,6 +2140,16 @@
         </w:rPr>
         <w:t>0 = No readmission or readmission after more than 30 days</w:t>
       </w:r>
+    </w:p>
+    <w:p>
+      <w:pPr>
+        <w:spacing w:before="100" w:beforeAutospacing="1" w:after="100" w:afterAutospacing="1" w:line="240" w:lineRule="auto"/>
+        <w:rPr>
+          <w:rFonts w:ascii="Calibri" w:eastAsia="Times New Roman" w:hAnsi="Calibri" w:cs="Calibri"/>
+          <w:kern w:val="0"/>
+          <w14:ligatures w14:val="none"/>
+        </w:rPr>
+      </w:pPr>
     </w:p>
     <w:p>
       <w:pPr>
@@ -4820,8 +4850,6 @@
         <w:lastRenderedPageBreak/>
         <w:t xml:space="preserve">3.4 Grouping of </w:t>
       </w:r>
-      <w:proofErr w:type="spellStart"/>
-      <w:proofErr w:type="gramStart"/>
       <w:r>
         <w:rPr>
           <w:rFonts w:ascii="Calibri" w:eastAsia="Times New Roman" w:hAnsi="Calibri" w:cs="Calibri"/>
@@ -4832,21 +4860,7 @@
           <w:szCs w:val="27"/>
           <w14:ligatures w14:val="none"/>
         </w:rPr>
-        <w:t>Admission,Discharge</w:t>
-      </w:r>
-      <w:proofErr w:type="spellEnd"/>
-      <w:proofErr w:type="gramEnd"/>
-      <w:r>
-        <w:rPr>
-          <w:rFonts w:ascii="Calibri" w:eastAsia="Times New Roman" w:hAnsi="Calibri" w:cs="Calibri"/>
-          <w:b/>
-          <w:bCs/>
-          <w:kern w:val="0"/>
-          <w:sz w:val="27"/>
-          <w:szCs w:val="27"/>
-          <w14:ligatures w14:val="none"/>
-        </w:rPr>
-        <w:t>, and Source Validity</w:t>
+        <w:t xml:space="preserve">Medical Specialty </w:t>
       </w:r>
     </w:p>
     <w:p>
@@ -19965,21 +19979,37 @@
         </w:rPr>
       </w:pPr>
       <w:r>
-        <w:rPr>
-          <w:rFonts w:ascii="Calibri" w:eastAsia="Times New Roman" w:hAnsi="Calibri" w:cs="Calibri"/>
-          <w:kern w:val="0"/>
-          <w14:ligatures w14:val="none"/>
-        </w:rPr>
-        <w:t>A GitHub repository containing the project workflow and supporting files may also be included in the report as a supplementary reference, although it is not required for assessment.</w:t>
-      </w:r>
+        <w:t xml:space="preserve">The project repository, including the analysis workflow and supporting files, is also available on GitHub as a supplementary </w:t>
+      </w:r>
+      <w:proofErr w:type="gramStart"/>
+      <w:r>
+        <w:t>reference:</w:t>
+      </w:r>
+      <w:r>
+        <w:rPr>
+          <w:rFonts w:ascii="Calibri" w:eastAsia="Times New Roman" w:hAnsi="Calibri" w:cs="Calibri"/>
+          <w:kern w:val="0"/>
+          <w14:ligatures w14:val="none"/>
+        </w:rPr>
+        <w:t>.</w:t>
+      </w:r>
+      <w:proofErr w:type="gramEnd"/>
     </w:p>
     <w:p>
       <w:pPr>
         <w:pStyle w:val="NormalWeb"/>
         <w:rPr>
           <w:rFonts w:ascii="Calibri" w:hAnsi="Calibri" w:cs="Calibri"/>
-        </w:rPr>
-      </w:pPr>
+          <w:color w:val="0070C0"/>
+        </w:rPr>
+      </w:pPr>
+      <w:r>
+        <w:rPr>
+          <w:rFonts w:ascii="Calibri" w:hAnsi="Calibri" w:cs="Calibri"/>
+          <w:color w:val="0070C0"/>
+        </w:rPr>
+        <w:t>https://github.com/ashokaw/DA3014_Assignment3</w:t>
+      </w:r>
     </w:p>
     <w:sectPr>
       <w:pgSz w:w="12240" w:h="15840"/>
